--- a/Github.docx
+++ b/Github.docx
@@ -345,6 +345,67 @@
       </w:r>
     </w:p>
     <w:p/>
+    <w:p>
+      <w:r>
+        <w:t xml:space="preserve">Successfully push to </w:t>
+      </w:r>
+      <w:proofErr w:type="spellStart"/>
+      <w:r>
+        <w:t>Github</w:t>
+      </w:r>
+      <w:proofErr w:type="spellEnd"/>
+      <w:r>
+        <w:t xml:space="preserve"> origin:</w:t>
+      </w:r>
+    </w:p>
+    <w:p>
+      <w:r>
+        <w:rPr>
+          <w:noProof/>
+        </w:rPr>
+        <w:drawing>
+          <wp:inline distT="0" distB="0" distL="0" distR="0" wp14:anchorId="3870E21C" wp14:editId="6399BD41">
+            <wp:extent cx="5732145" cy="2763520"/>
+            <wp:effectExtent l="0" t="0" r="1905" b="0"/>
+            <wp:docPr id="2" name="Picture 2" descr="A screenshot of a computer&#10;&#10;AI-generated content may be incorrect."/>
+            <wp:cNvGraphicFramePr>
+              <a:graphicFrameLocks xmlns:a="http://schemas.openxmlformats.org/drawingml/2006/main" noChangeAspect="1"/>
+            </wp:cNvGraphicFramePr>
+            <a:graphic xmlns:a="http://schemas.openxmlformats.org/drawingml/2006/main">
+              <a:graphicData uri="http://schemas.openxmlformats.org/drawingml/2006/picture">
+                <pic:pic xmlns:pic="http://schemas.openxmlformats.org/drawingml/2006/picture">
+                  <pic:nvPicPr>
+                    <pic:cNvPr id="2" name="Picture 2" descr="A screenshot of a computer&#10;&#10;AI-generated content may be incorrect."/>
+                    <pic:cNvPicPr/>
+                  </pic:nvPicPr>
+                  <pic:blipFill>
+                    <a:blip r:embed="rId10">
+                      <a:extLst>
+                        <a:ext uri="{28A0092B-C50C-407E-A947-70E740481C1C}">
+                          <a14:useLocalDpi xmlns:a14="http://schemas.microsoft.com/office/drawing/2010/main" val="0"/>
+                        </a:ext>
+                      </a:extLst>
+                    </a:blip>
+                    <a:stretch>
+                      <a:fillRect/>
+                    </a:stretch>
+                  </pic:blipFill>
+                  <pic:spPr>
+                    <a:xfrm>
+                      <a:off x="0" y="0"/>
+                      <a:ext cx="5732145" cy="2763520"/>
+                    </a:xfrm>
+                    <a:prstGeom prst="rect">
+                      <a:avLst/>
+                    </a:prstGeom>
+                  </pic:spPr>
+                </pic:pic>
+              </a:graphicData>
+            </a:graphic>
+          </wp:inline>
+        </w:drawing>
+      </w:r>
+    </w:p>
     <w:p/>
     <w:p/>
     <w:p/>
@@ -484,6 +545,7 @@
     <w:lsdException w:name="HTML Sample" w:semiHidden="1" w:unhideWhenUsed="1"/>
     <w:lsdException w:name="HTML Typewriter" w:semiHidden="1" w:unhideWhenUsed="1"/>
     <w:lsdException w:name="HTML Variable" w:semiHidden="1" w:unhideWhenUsed="1"/>
+    <w:lsdException w:name="Normal Table" w:semiHidden="1" w:unhideWhenUsed="1"/>
     <w:lsdException w:name="annotation subject" w:semiHidden="1" w:unhideWhenUsed="1"/>
     <w:lsdException w:name="No List" w:semiHidden="1" w:unhideWhenUsed="1"/>
     <w:lsdException w:name="Outline List 1" w:semiHidden="1" w:unhideWhenUsed="1"/>
@@ -526,8 +588,11 @@
     <w:lsdException w:name="Table Contemporary" w:semiHidden="1" w:unhideWhenUsed="1"/>
     <w:lsdException w:name="Table Elegant" w:semiHidden="1" w:unhideWhenUsed="1"/>
     <w:lsdException w:name="Table Professional" w:semiHidden="1" w:unhideWhenUsed="1"/>
+    <w:lsdException w:name="Table Subtle 1" w:semiHidden="1" w:unhideWhenUsed="1"/>
     <w:lsdException w:name="Table Subtle 2" w:semiHidden="1" w:unhideWhenUsed="1"/>
     <w:lsdException w:name="Table Web 1" w:semiHidden="1" w:unhideWhenUsed="1"/>
+    <w:lsdException w:name="Table Web 2" w:semiHidden="1" w:unhideWhenUsed="1"/>
+    <w:lsdException w:name="Table Web 3" w:semiHidden="1" w:unhideWhenUsed="1"/>
     <w:lsdException w:name="Balloon Text" w:semiHidden="1" w:unhideWhenUsed="1"/>
     <w:lsdException w:name="Table Grid" w:uiPriority="39"/>
     <w:lsdException w:name="Table Theme" w:semiHidden="1" w:unhideWhenUsed="1"/>
